--- a/docx/knowledge-base/foundations/ban-do-khai-niem-va-cong-cu.docx
+++ b/docx/knowledge-base/foundations/ban-do-khai-niem-va-cong-cu.docx
@@ -1403,7 +1403,7 @@
               <w:spacing w:after="0" w:line="300"/>
               <w:jc w:val="left"/>
             </w:pPr>
-            <w:hyperlink w:history="1" r:id="rIdabtzqaivtyjwcm9dfevt_">
+            <w:hyperlink w:history="1" r:id="rId1ptuvgs96swxc79slel8d">
               <w:r>
                 <w:rPr>
                   <w:rStyle w:val="Hyperlink"/>
@@ -1547,7 +1547,7 @@
               <w:spacing w:after="0" w:line="300"/>
               <w:jc w:val="left"/>
             </w:pPr>
-            <w:hyperlink w:history="1" r:id="rIdzvcis2d11ujjcq5ve4f6a">
+            <w:hyperlink w:history="1" r:id="rIdgsxrg0iwmuwgz_j9wnbp5">
               <w:r>
                 <w:rPr>
                   <w:rStyle w:val="Hyperlink"/>
@@ -1673,7 +1673,7 @@
               <w:spacing w:after="0" w:line="300"/>
               <w:jc w:val="left"/>
             </w:pPr>
-            <w:hyperlink w:history="1" r:id="rIdus00smlvwdhw13t9wno8z">
+            <w:hyperlink w:history="1" r:id="rId74ybofcz-w0tdpcembydd">
               <w:r>
                 <w:rPr>
                   <w:rStyle w:val="Hyperlink"/>
@@ -1826,7 +1826,7 @@
               <w:spacing w:after="0" w:line="300"/>
               <w:jc w:val="left"/>
             </w:pPr>
-            <w:hyperlink w:history="1" r:id="rIdujifa3lvisadqhmekxjuc">
+            <w:hyperlink w:history="1" r:id="rIdsuvslxbyx5wsun5854sbk">
               <w:r>
                 <w:rPr>
                   <w:rStyle w:val="Hyperlink"/>
@@ -1997,7 +1997,7 @@
               <w:spacing w:after="0" w:line="300"/>
               <w:jc w:val="left"/>
             </w:pPr>
-            <w:hyperlink w:history="1" r:id="rIdp3tqqom5ywpuvvzeyvacz">
+            <w:hyperlink w:history="1" r:id="rIdt3hq8drns3b4yc0zujwl7">
               <w:r>
                 <w:rPr>
                   <w:rStyle w:val="Hyperlink"/>
@@ -2186,7 +2186,7 @@
               <w:spacing w:after="0" w:line="300"/>
               <w:jc w:val="left"/>
             </w:pPr>
-            <w:hyperlink w:history="1" r:id="rIdun81g3e1h10fbl-rmhj4_">
+            <w:hyperlink w:history="1" r:id="rId51_cxnpssp6imj20xv5_x">
               <w:r>
                 <w:rPr>
                   <w:rStyle w:val="Hyperlink"/>
@@ -2303,7 +2303,7 @@
               <w:spacing w:after="0" w:line="300"/>
               <w:jc w:val="left"/>
             </w:pPr>
-            <w:hyperlink w:history="1" r:id="rIdnphuq0caaqeeie5-mvdek">
+            <w:hyperlink w:history="1" r:id="rId6ch1pv1s81x7rra3avddm">
               <w:r>
                 <w:rPr>
                   <w:rStyle w:val="Hyperlink"/>
@@ -2447,7 +2447,7 @@
               <w:spacing w:after="0" w:line="300"/>
               <w:jc w:val="left"/>
             </w:pPr>
-            <w:hyperlink w:history="1" r:id="rIdctagvczy5f8twlfnli9km">
+            <w:hyperlink w:history="1" r:id="rIdg2cfhmz9xwmbplvyijyoy">
               <w:r>
                 <w:rPr>
                   <w:rStyle w:val="Hyperlink"/>
@@ -2564,7 +2564,7 @@
               <w:spacing w:after="0" w:line="300"/>
               <w:jc w:val="left"/>
             </w:pPr>
-            <w:hyperlink w:history="1" r:id="rId7yhadeajorbcfwgyn4ruj">
+            <w:hyperlink w:history="1" r:id="rIde3qic3avumgnlbdqrwxj7">
               <w:r>
                 <w:rPr>
                   <w:rStyle w:val="Hyperlink"/>
@@ -2672,7 +2672,7 @@
               <w:spacing w:after="0" w:line="300"/>
               <w:jc w:val="left"/>
             </w:pPr>
-            <w:hyperlink w:history="1" r:id="rIdmmmzy5occfks7ci6d11rt">
+            <w:hyperlink w:history="1" r:id="rId07hvw5mmpha-3vurnt98k">
               <w:r>
                 <w:rPr>
                   <w:rStyle w:val="Hyperlink"/>
@@ -2825,7 +2825,7 @@
               <w:spacing w:after="0" w:line="300"/>
               <w:jc w:val="left"/>
             </w:pPr>
-            <w:hyperlink w:history="1" r:id="rIdgkimqnyfdmcag8-1sdopz">
+            <w:hyperlink w:history="1" r:id="rIdmbtzetatgld8t9tbqftft">
               <w:r>
                 <w:rPr>
                   <w:rStyle w:val="Hyperlink"/>
@@ -2960,7 +2960,7 @@
               <w:spacing w:after="0" w:line="300"/>
               <w:jc w:val="left"/>
             </w:pPr>
-            <w:hyperlink w:history="1" r:id="rId1_lhvokj3jjguy24urrcx">
+            <w:hyperlink w:history="1" r:id="rIdqjqrvmigqxyii_wwwp2f5">
               <w:r>
                 <w:rPr>
                   <w:rStyle w:val="Hyperlink"/>
